--- a/content/CP1972/CP1972-8.docx
+++ b/content/CP1972/CP1972-8.docx
@@ -229,7 +229,7 @@
                           <pic:cNvPicPr/>
                         </pic:nvPicPr>
                         <pic:blipFill>
-                          <a:blip r:link="rId26"/>
+                          <a:blip r:embed="rId26"/>
                           <a:stretch>
                             <a:fillRect/>
                           </a:stretch>
@@ -712,7 +712,7 @@
                           <pic:cNvPicPr/>
                         </pic:nvPicPr>
                         <pic:blipFill>
-                          <a:blip r:link="rId27"/>
+                          <a:blip r:embed="rId27"/>
                           <a:stretch>
                             <a:fillRect/>
                           </a:stretch>
@@ -858,7 +858,7 @@
                     <pic:cNvPicPr/>
                   </pic:nvPicPr>
                   <pic:blipFill>
-                    <a:blip r:link="rId28"/>
+                    <a:blip r:embed="rId28"/>
                     <a:stretch>
                       <a:fillRect/>
                     </a:stretch>
@@ -1253,7 +1253,7 @@
                           <pic:cNvPicPr/>
                         </pic:nvPicPr>
                         <pic:blipFill>
-                          <a:blip r:link="rId29"/>
+                          <a:blip r:embed="rId29"/>
                           <a:stretch>
                             <a:fillRect/>
                           </a:stretch>
@@ -1408,7 +1408,7 @@
                     <pic:cNvPicPr/>
                   </pic:nvPicPr>
                   <pic:blipFill>
-                    <a:blip r:link="rId30"/>
+                    <a:blip r:embed="rId30"/>
                     <a:stretch>
                       <a:fillRect/>
                     </a:stretch>
@@ -1736,7 +1736,7 @@
                           <pic:cNvPicPr/>
                         </pic:nvPicPr>
                         <pic:blipFill>
-                          <a:blip r:link="rId31"/>
+                          <a:blip r:embed="rId31"/>
                           <a:stretch>
                             <a:fillRect/>
                           </a:stretch>
@@ -1955,7 +1955,7 @@
                     <pic:cNvPicPr/>
                   </pic:nvPicPr>
                   <pic:blipFill>
-                    <a:blip r:link="rId32"/>
+                    <a:blip r:embed="rId32"/>
                     <a:stretch>
                       <a:fillRect/>
                     </a:stretch>

--- a/content/CP1972/CP1972-8.docx
+++ b/content/CP1972/CP1972-8.docx
@@ -229,7 +229,7 @@
                           <pic:cNvPicPr/>
                         </pic:nvPicPr>
                         <pic:blipFill>
-                          <a:blip r:embed="rId26"/>
+                          <a:blip r:link="rId26"/>
                           <a:stretch>
                             <a:fillRect/>
                           </a:stretch>
@@ -712,7 +712,7 @@
                           <pic:cNvPicPr/>
                         </pic:nvPicPr>
                         <pic:blipFill>
-                          <a:blip r:embed="rId27"/>
+                          <a:blip r:link="rId27"/>
                           <a:stretch>
                             <a:fillRect/>
                           </a:stretch>
@@ -858,7 +858,7 @@
                     <pic:cNvPicPr/>
                   </pic:nvPicPr>
                   <pic:blipFill>
-                    <a:blip r:embed="rId28"/>
+                    <a:blip r:link="rId28"/>
                     <a:stretch>
                       <a:fillRect/>
                     </a:stretch>
@@ -1253,7 +1253,7 @@
                           <pic:cNvPicPr/>
                         </pic:nvPicPr>
                         <pic:blipFill>
-                          <a:blip r:embed="rId29"/>
+                          <a:blip r:link="rId29"/>
                           <a:stretch>
                             <a:fillRect/>
                           </a:stretch>
@@ -1408,7 +1408,7 @@
                     <pic:cNvPicPr/>
                   </pic:nvPicPr>
                   <pic:blipFill>
-                    <a:blip r:embed="rId30"/>
+                    <a:blip r:link="rId30"/>
                     <a:stretch>
                       <a:fillRect/>
                     </a:stretch>
@@ -1736,7 +1736,7 @@
                           <pic:cNvPicPr/>
                         </pic:nvPicPr>
                         <pic:blipFill>
-                          <a:blip r:embed="rId31"/>
+                          <a:blip r:link="rId31"/>
                           <a:stretch>
                             <a:fillRect/>
                           </a:stretch>
@@ -1955,7 +1955,7 @@
                     <pic:cNvPicPr/>
                   </pic:nvPicPr>
                   <pic:blipFill>
-                    <a:blip r:embed="rId32"/>
+                    <a:blip r:link="rId32"/>
                     <a:stretch>
                       <a:fillRect/>
                     </a:stretch>

--- a/content/CP1972/CP1972-8.docx
+++ b/content/CP1972/CP1972-8.docx
@@ -220,7 +220,7 @@
                 <w:noProof/>
               </w:rPr>
               <w:drawing>
-                <wp:inline distT="0" distB="0" distL="0" distR="0" wp14:anchorId="6806CCE4" wp14:editId="149542C1">
+                <wp:inline distT="0" distB="0" distL="0" distR="0" wp14:anchorId="6806CCE4" wp14:editId="5627BA02">
                   <wp:extent cx="2023511" cy="1891167"/>
                   <wp:effectExtent l="0" t="0" r="0" b="0"/>
                   <wp:docPr id="861990702" name="bubble level.png"/>
@@ -235,7 +235,7 @@
                           <pic:cNvPicPr/>
                         </pic:nvPicPr>
                         <pic:blipFill>
-                          <a:blip r:link="rId8"/>
+                          <a:blip r:embed="rId8" r:link="rId9"/>
                           <a:stretch>
                             <a:fillRect/>
                           </a:stretch>
@@ -524,7 +524,7 @@
       </w:r>
     </w:p>
     <w:sectPr>
-      <w:footerReference w:type="default" r:id="rId9"/>
+      <w:footerReference w:type="default" r:id="rId10"/>
       <w:type w:val="continuous"/>
       <w:pgSz w:w="11906" w:h="16838"/>
       <w:pgMar w:top="907" w:right="567" w:bottom="567" w:left="567" w:header="709" w:footer="709" w:gutter="0"/>
